--- a/docs/XST_XQQ_Switch_Strategy_v1.0_2026-04-17.docx
+++ b/docs/XST_XQQ_Switch_Strategy_v1.0_2026-04-17.docx
@@ -30,7 +30,7 @@
     </w:p>
     <w:p>
       <w:r>
-        <w:t>The strategy compares the signed premium between XST and XQQ each day: premium = (Price_XST - Price_XQQ) / Price_XQQ. If premium is above a positive threshold, the strategy targets XQQ. If premium is below a negative threshold, the strategy targets XST.</w:t>
+        <w:t>The strategy compares the signed premium between XST and XQQ each day: Backtesting formula (XQQ-relative): premium = (Price_XST - Price_XQQ) / Price_XQQ. If premium is above a positive threshold, the strategy targets XQQ. If premium is below a negative threshold, the strategy targets XST.</w:t>
       </w:r>
     </w:p>
     <w:p>
@@ -2960,6 +2960,88 @@
         <w:t>For a future rerun, keep the same rules and assumptions, then compare: (1) strategy return %, (2) number of real switches, (3) diff vs 50/50 benchmark. Store each rerun as a new version (e.g., v1.1, v2.0) with date in the filename.</w:t>
       </w:r>
     </w:p>
+    <w:p>
+      <w:pPr>
+        <w:pStyle w:val="Heading2"/>
+      </w:pPr>
+      <w:r>
+        <w:t>6) Live Monitor</w:t>
+      </w:r>
+    </w:p>
+    <w:p>
+      <w:pPr/>
+      <w:r>
+        <w:t>The live monitor (src/monitor.py) runs every 30 minutes during market hours and uses a symmetric midpoint formula — distinct from the backtesting formula above:</w:t>
+      </w:r>
+    </w:p>
+    <w:p>
+      <w:pPr/>
+      <w:r>
+        <w:t xml:space="preserve">    Delta_% = ((Price_XST - Price_XQQ) / ((Price_XST + Price_XQQ) / 2)) * 100</w:t>
+      </w:r>
+    </w:p>
+    <w:p>
+      <w:pPr/>
+      <w:r>
+        <w:t>Signal threshold: 5.0% (fixed). The monitor is position-aware: it only alerts for the switch relevant to the current holding (e.g., if holding XST, only fires when XST is &gt;= 5% above XQQ). After an actionable alert the holding flips automatically.</w:t>
+      </w:r>
+    </w:p>
+    <w:p>
+      <w:pPr/>
+      <w:r>
+        <w:t>Alerts: Windows popup + email to configured recipients. After each check, monitor_log.csv is committed and pushed to GitHub automatically. Holding state is persisted in src/position_state.json. See docs/monitor.md for full details.</w:t>
+      </w:r>
+    </w:p>
+    <w:p>
+      <w:pPr>
+        <w:pStyle w:val="Heading2"/>
+      </w:pPr>
+      <w:r>
+        <w:t>7) Dashboard Tabs (Web Page)</w:t>
+      </w:r>
+    </w:p>
+    <w:p>
+      <w:pPr/>
+      <w:r>
+        <w:t>The Streamlit dashboard (src/dashboard.py) has two tabs: Live Monitor and Since Last Switch.</w:t>
+      </w:r>
+    </w:p>
+    <w:p>
+      <w:pPr/>
+      <w:r>
+        <w:t>Live Monitor shows real-time delta/price charts and recent log entries.</w:t>
+      </w:r>
+    </w:p>
+    <w:p>
+      <w:pPr/>
+      <w:r>
+        <w:t>Since Last Switch compares switched vs no-switch performance and includes editable inputs: Last switch date, Current holding, XST trade price, XQQ trade price, and Approximate amount (CAD).</w:t>
+      </w:r>
+    </w:p>
+    <w:p>
+      <w:pPr/>
+      <w:r>
+        <w:t>It reports both Switch edge (percentage points) and Switch edge ($) in CAD.</w:t>
+      </w:r>
+    </w:p>
+    <w:p>
+      <w:pPr/>
+      <w:r>
+        <w:t>Example: switch date 2026-04-24, holding XST, XST entry 62.86, XQQ entry 66.14, amount 10000 CAD, latest prices XST=63.38 and XQQ=66.63.</w:t>
+      </w:r>
+    </w:p>
+    <w:p>
+      <w:pPr/>
+      <w:r>
+        <w:t>Switched return = (63.38 / 62.86) - 1 = +0.827%; No-switch return = (66.63 / 66.14) - 1 = +0.741%; Switch edge = +0.086 pp.</w:t>
+      </w:r>
+    </w:p>
+    <w:p>
+      <w:pPr/>
+      <w:r>
+        <w:t>Dollar view on 10000 CAD: switched value = 10082.70, no-switch value = 10074.10, edge = +8.60 CAD.</w:t>
+      </w:r>
+    </w:p>
     <w:sectPr>
       <w:pgSz w:w="12240" w:h="15840"/>
       <w:pgMar w:top="1440" w:right="1800" w:bottom="1440" w:left="1800" w:header="720" w:footer="720" w:gutter="0"/>
